--- a/new-app/docs/MOA_SDD.docx
+++ b/new-app/docs/MOA_SDD.docx
@@ -23,7 +23,7 @@
           <w:color w:val="0F4761"/>
           <w:sz w:val="24"/>
         </w:rPr>
-        <w:t>Document Version:  1.1</w:t>
+        <w:t>Document Version:  1.2</w:t>
       </w:r>
     </w:p>
     <w:p>
@@ -33,7 +33,7 @@
           <w:color w:val="4B5563"/>
           <w:sz w:val="22"/>
         </w:rPr>
-        <w:t>6 October 2026</w:t>
+        <w:t>24 October 2026</w:t>
       </w:r>
     </w:p>
     <w:p>
@@ -1101,7 +1101,7 @@
           <w:rFonts w:ascii="Calibri" w:hAnsi="Calibri"/>
           <w:sz w:val="22"/>
         </w:rPr>
-        <w:t>Choose whether to retype the cover date, the HCE %, and off-calendar 402(g) dates. The choice is off until the reviewer checks it.</w:t>
+        <w:t>Every Process sets the cover date to today and rewrites off-calendar 402(g) dates. The reviewer can also check a box to rewrite the prior-year HCE %. That box is off by default. Assembly stops is on by default and does not save a package that fails a required check.</w:t>
       </w:r>
     </w:p>
     <w:p>
@@ -1748,7 +1748,7 @@
           <w:rFonts w:ascii="Calibri" w:hAnsi="Calibri"/>
           <w:sz w:val="22"/>
         </w:rPr>
-        <w:t>Leave out a BRF report. The Result Summary line can remain.</w:t>
+        <w:t>Leave out a 401(k) BRF report. A 403(b) package keeps the BRF report. The Result Summary line can remain.</w:t>
       </w:r>
     </w:p>
     <w:p>
@@ -1760,7 +1760,7 @@
           <w:rFonts w:ascii="Calibri" w:hAnsi="Calibri"/>
           <w:sz w:val="22"/>
         </w:rPr>
-        <w:t>Remove audited wording, Statement of Contribution, 5500 wording, and escalation wording.</w:t>
+        <w:t>Remove audited wording, Statement of Contribution, 5500 wording, and escalation wording. A 457 package keeps Statement of Contribution wording.</w:t>
       </w:r>
     </w:p>
     <w:p>
@@ -1784,7 +1784,7 @@
           <w:rFonts w:ascii="Calibri" w:hAnsi="Calibri"/>
           <w:sz w:val="22"/>
         </w:rPr>
-        <w:t>Write one bookmark for each section that remains. BRF and variance are not bookmarked.</w:t>
+        <w:t>Write one bookmark for each section that remains. A 401(k) package does not bookmark BRF. A 403(b) package does. Variance is not bookmarked.</w:t>
       </w:r>
     </w:p>
     <w:p>
@@ -1849,7 +1849,7 @@
     </w:p>
     <w:p>
       <w:r>
-        <w:t>The draft subject is exactly:</w:t>
+        <w:t>The draft subject uses dashes. Rush or Rework is added when the valuation log says so:</w:t>
       </w:r>
     </w:p>
     <w:p>
@@ -1859,12 +1859,12 @@
           <w:b/>
           <w:sz w:val="22"/>
         </w:rPr>
-        <w:t>MOA | {plan number} | {plan name} | PYE {plan year end}</w:t>
+        <w:t>MOA - {plan number} - {plan name} - PYE {plan year end}</w:t>
       </w:r>
     </w:p>
     <w:p>
       <w:r>
-        <w:t>Example: MOA | 800643 | Example Plan | PYE 12/31/2025</w:t>
+        <w:t>Example: MOA - 800643 - Example Plan - PYE 12/31/2025. Both Rush and Rework: MOA - Rush Rework - 800643 - Example Plan - PYE 12/31/2025.</w:t>
       </w:r>
     </w:p>
     <w:p>
@@ -2065,7 +2065,7 @@
           <w:rFonts w:ascii="Calibri" w:hAnsi="Calibri"/>
           <w:sz w:val="22"/>
         </w:rPr>
-        <w:t>The application reads the PDFs, splits a multi-page cover, and leaves out a BRF report file.</w:t>
+        <w:t>The application reads the PDFs, splits a multi-page cover, and leaves out a 401(k) BRF report file. A 403(b) BRF report stays.</w:t>
       </w:r>
     </w:p>
     <w:p>
@@ -2101,7 +2101,7 @@
           <w:rFonts w:ascii="Calibri" w:hAnsi="Calibri"/>
           <w:sz w:val="22"/>
         </w:rPr>
-        <w:t>Notices and letters already in the PDF are kept, removed, or filled. If the reviewer checked retype, the cover date is set to today, and the HCE % and off-calendar 402(g) dates are rewritten where the printed text matches.</w:t>
+        <w:t>Notices and letters already in the PDF are kept, removed, or filled. Every Process sets the cover date to today and rewrites off-calendar 402(g) dates. If the reviewer checked the HCE box, the prior-year HCE % is rewritten where the printed text matches. A missing Action Required fact removes that paragraph.</w:t>
       </w:r>
     </w:p>
     <w:p>
@@ -2173,7 +2173,7 @@
           <w:rFonts w:ascii="Calibri" w:hAnsi="Calibri"/>
           <w:sz w:val="22"/>
         </w:rPr>
-        <w:t>The named PDF is saved. The reviewer downloads the clean file.</w:t>
+        <w:t>The named PDF is saved unless Assembly stops is on and a required check failed. The reviewer downloads the clean file.</w:t>
       </w:r>
     </w:p>
     <w:p>
@@ -2877,7 +2877,7 @@
           <w:rFonts w:ascii="Calibri" w:hAnsi="Calibri"/>
           <w:sz w:val="22"/>
         </w:rPr>
-        <w:t>A 403(b) plan, for the HCE and ACP Test bookmark titles.</w:t>
+        <w:t>A 403(b) plan, for the HCE and ACP Test bookmark titles and for keeping the BRF report.</w:t>
       </w:r>
     </w:p>
     <w:p>

--- a/new-app/docs/MOA_SDD.docx
+++ b/new-app/docs/MOA_SDD.docx
@@ -18,22 +18,12 @@
     </w:p>
     <w:p>
       <w:r>
-        <w:rPr>
-          <w:rFonts w:ascii="Calibri" w:hAnsi="Calibri"/>
-          <w:color w:val="0F4761"/>
-          <w:sz w:val="24"/>
-        </w:rPr>
-        <w:t>Document Version:  1.2</w:t>
+        <w:t>Document Version: 1.3</w:t>
       </w:r>
     </w:p>
     <w:p>
       <w:r>
-        <w:rPr>
-          <w:rFonts w:ascii="Calibri" w:hAnsi="Calibri"/>
-          <w:color w:val="4B5563"/>
-          <w:sz w:val="22"/>
-        </w:rPr>
-        <w:t>24 October 2026</w:t>
+        <w:t>27 October 2026</w:t>
       </w:r>
     </w:p>
     <w:p>
@@ -46,12 +36,12 @@
     </w:p>
     <w:p>
       <w:r>
-        <w:t>The MOA Valuation Assembly Procedure Automation solution reduces the manual work of assembling a valuation package. It reads the uploaded PDFs and the valuation log, keeps or removes the notices and letters already in the package, fills amounts on those letters, writes bookmarks, drafts the email, and adds a row to the Val Assembly Log.</w:t>
+        <w:t>The MOA Valuation Assembly Procedure Automation solution reduces manual work when assembling a valuation package. It reads uploaded PDFs and the supplied Val Assembly Excel, applies configured keep/remove and text-rewrite rules to existing pages, checks package content and identity, orders pages, adds bookmarks, drafts an email, updates the Val Assembly Log, and creates a separate JSON audit record.</w:t>
       </w:r>
     </w:p>
     <w:p>
       <w:r>
-        <w:t>The reviewer opens it in a browser on the same computer. One Process run orders the files, applies the rules, runs the checks, and saves the named valuation PDF. The application does not create a new notice page, does not send the email, and does not sign the reviewer’s name on the Testing Log.</w:t>
+        <w:t>The reviewer opens the application in a browser on the same computer. One Process run orders files, applies rules, performs selected checks, and saves the named valuation PDF only if assembly is not stopped. A stopped attempt does not save the valuation PDF, email draft, or Val Assembly Log row. Once package processing reaches its audit stage, a JSON audit record is written for a completed run or a validation stop.</w:t>
       </w:r>
     </w:p>
     <w:p>
@@ -138,6 +128,14 @@
     </w:p>
     <w:p>
       <w:pPr>
+        <w:pStyle w:val="ListBullet"/>
+      </w:pPr>
+      <w:r>
+        <w:t>Create a privacy-aware audit record for completed assemblies and processing attempts stopped by validation.</w:t>
+      </w:r>
+    </w:p>
+    <w:p>
+      <w:pPr>
         <w:pStyle w:val="Heading1"/>
       </w:pPr>
       <w:r>
@@ -156,6 +154,14 @@
           <w:sz w:val="22"/>
         </w:rPr>
         <w:t>In Scope</w:t>
+      </w:r>
+    </w:p>
+    <w:p>
+      <w:pPr>
+        <w:pStyle w:val="ListBullet"/>
+      </w:pPr>
+      <w:r>
+        <w:t>Verify the three Compliance and Administrative overview pages are present; report missing pages without generating them.</w:t>
       </w:r>
     </w:p>
     <w:tbl>
@@ -885,6 +891,58 @@
           </w:p>
         </w:tc>
       </w:tr>
+      <w:tr>
+        <w:tc>
+          <w:tcPr>
+            <w:tcW w:type="dxa" w:w="2018"/>
+          </w:tcPr>
+          <w:p>
+            <w:r>
+              <w:t>Audit and presentation controls</w:t>
+            </w:r>
+          </w:p>
+        </w:tc>
+        <w:tc>
+          <w:tcPr>
+            <w:tcW w:type="dxa" w:w="2018"/>
+          </w:tcPr>
+          <w:p>
+            <w:r>
+              <w:t>Individually selectable assembly-stop checks</w:t>
+            </w:r>
+          </w:p>
+        </w:tc>
+        <w:tc>
+          <w:tcPr>
+            <w:tcW w:type="dxa" w:w="2018"/>
+          </w:tcPr>
+          <w:p>
+            <w:r>
+              <w:t>Failure-only modal with exact messages</w:t>
+            </w:r>
+          </w:p>
+        </w:tc>
+        <w:tc>
+          <w:tcPr>
+            <w:tcW w:type="dxa" w:w="2018"/>
+          </w:tcPr>
+          <w:p>
+            <w:r>
+              <w:t>JSON audit artifact and source hashes</w:t>
+            </w:r>
+          </w:p>
+        </w:tc>
+        <w:tc>
+          <w:tcPr>
+            <w:tcW w:type="dxa" w:w="2018"/>
+          </w:tcPr>
+          <w:p>
+            <w:r>
+              <w:t>Date-range, heading-divider, and edited-page spacing corrections</w:t>
+            </w:r>
+          </w:p>
+        </w:tc>
+      </w:tr>
     </w:tbl>
     <w:p/>
     <w:p>
@@ -906,6 +964,22 @@
         <w:pStyle w:val="ListBullet"/>
       </w:pPr>
       <w:r>
+        <w:t>Network deployment or multi-user access without an external authenticated and access-controlled gateway.</w:t>
+      </w:r>
+    </w:p>
+    <w:p>
+      <w:pPr>
+        <w:pStyle w:val="ListBullet"/>
+      </w:pPr>
+      <w:r>
+        <w:t>User authentication, role-based access, encryption-at-rest management, centralized log collection, and automated audit-log retention/deletion.</w:t>
+      </w:r>
+    </w:p>
+    <w:p>
+      <w:pPr>
+        <w:pStyle w:val="ListBullet"/>
+      </w:pPr>
+      <w:r>
         <w:rPr>
           <w:rFonts w:ascii="Calibri" w:hAnsi="Calibri"/>
           <w:sz w:val="22"/>
@@ -995,7 +1069,7 @@
     </w:p>
     <w:p>
       <w:r>
-        <w:t>The reviewer works in a browser on the same computer that runs the application. There is no separate server and no database. The files on that computer are the record.</w:t>
+        <w:t>The reviewer works in a browser on the same computer that runs the application. By default the server binds to 127.0.0.1 and there is no separate application server or database. Package PDFs and audit JSON files are written to local disk; the Val Assembly Log workbook is a separate output artifact.</w:t>
       </w:r>
     </w:p>
     <w:p>
@@ -1121,6 +1195,22 @@
         <w:pStyle w:val="ListBullet"/>
       </w:pPr>
       <w:r>
+        <w:t>Provide a downloadable audit-log link after a successful run or a processing failure that generated an audit record.</w:t>
+      </w:r>
+    </w:p>
+    <w:p>
+      <w:pPr>
+        <w:pStyle w:val="ListBullet"/>
+      </w:pPr>
+      <w:r>
+        <w:t>When Assembly stops is enabled, a failed run opens a large dialog containing one checkbox per exact failure message. Initially all failing checks are enforced. The reviewer can check individual messages to ignore only those checks on retry; unchecked and newly appearing failures remain enforced. The failure messages are also presented as a numbered list.</w:t>
+      </w:r>
+    </w:p>
+    <w:p>
+      <w:pPr>
+        <w:pStyle w:val="ListBullet"/>
+      </w:pPr>
+      <w:r>
         <w:rPr>
           <w:rFonts w:ascii="Calibri" w:hAnsi="Calibri"/>
           <w:sz w:val="22"/>
@@ -1238,6 +1328,14 @@
     </w:p>
     <w:p>
       <w:pPr>
+        <w:pStyle w:val="ListBullet"/>
+      </w:pPr>
+      <w:r>
+        <w:t>For an ADP/ACP test PDF, move a page headed TEST RESULTS to the first page of that source report before merging. Track source-section tags through page processing for report recognition, ordering, bookmarks, and HCE-year handling. HCE files with an explicit Future/FY marker or a future year are classified using the valuation year and companion current HCE/Key filename when available.</w:t>
+      </w:r>
+    </w:p>
+    <w:p>
+      <w:pPr>
         <w:spacing w:before="160" w:after="40"/>
       </w:pPr>
       <w:r>
@@ -1264,6 +1362,14 @@
     </w:p>
     <w:p>
       <w:pPr>
+        <w:pStyle w:val="ListBullet"/>
+      </w:pPr>
+      <w:r>
+        <w:t>Layout normalization is targeted to known rules (for example date-range spacing, missing summary divider, cover-address spacing, and preserving source alignment when keep/remove edits move text). It is not a general pixel-perfect comparison or OCR system.</w:t>
+      </w:r>
+    </w:p>
+    <w:p>
+      <w:pPr>
         <w:spacing w:before="160" w:after="40"/>
       </w:pPr>
       <w:r>
@@ -1358,6 +1464,14 @@
           <w:sz w:val="22"/>
         </w:rPr>
         <w:t>Read PRIOR or CURRENT, pass or fail, top heavy, and HCE from the package and the valuation log Excel.</w:t>
+      </w:r>
+    </w:p>
+    <w:p>
+      <w:pPr>
+        <w:pStyle w:val="ListBullet"/>
+      </w:pPr>
+      <w:r>
+        <w:t>Recognize current and future HCE reports from explicit Future/FY markers or year-tagged HCE filenames, using the valuation year and companion current HCE/Key report where available.</w:t>
       </w:r>
     </w:p>
     <w:p>
@@ -1556,6 +1670,14 @@
     </w:p>
     <w:p>
       <w:pPr>
+        <w:pStyle w:val="ListBullet"/>
+      </w:pPr>
+      <w:r>
+        <w:t>Assembly-stop checks cover SSNs, unresolved Result Summary wording, cover stamp/address/identity, company and plan consistency, Result Summary versus test reports, year-end consistency, required reports, report order, coverage results, and the three compliance overview pages. Checks are enabled by default and may be individually ignored by the reviewer after they fail. Ignoring a check is an explicit override and should be used only after review.</w:t>
+      </w:r>
+    </w:p>
+    <w:p>
+      <w:pPr>
         <w:pStyle w:val="Heading2"/>
       </w:pPr>
       <w:r>
@@ -1707,6 +1829,14 @@
     </w:p>
     <w:p>
       <w:pPr>
+        <w:pStyle w:val="ListBullet"/>
+      </w:pPr>
+      <w:r>
+        <w:t>When keep/remove rules delete a paragraph, surviving text is shifted upward by the removed vertical space while retaining its source horizontal position, font style, and size. Action Required content maintains a minimum gap below the header divider.</w:t>
+      </w:r>
+    </w:p>
+    <w:p>
+      <w:pPr>
         <w:pStyle w:val="Heading2"/>
       </w:pPr>
       <w:r>
@@ -1773,6 +1903,14 @@
           <w:sz w:val="22"/>
         </w:rPr>
         <w:t>Apply the inner page order when the headings match.</w:t>
+      </w:r>
+    </w:p>
+    <w:p>
+      <w:pPr>
+        <w:pStyle w:val="ListBullet"/>
+      </w:pPr>
+      <w:r>
+        <w:t>Normalize known date-range connector spacing (for example, 01/01/2024 To 12/31/2024) and add a divider below the Result Summary heading when one is absent; existing dividers are not duplicated.</w:t>
       </w:r>
     </w:p>
     <w:p>
@@ -1983,6 +2121,36 @@
       </w:r>
     </w:p>
     <w:p>
+      <w:pPr/>
+      <w:r>
+        <w:t>Audit record: write one JSON file to the local logs folder for a completed run, a validation stop, or a handled processing error after processing begins. The filename is {plan type}_{plan number}_{UTC timestamp}_{job id}.json.</w:t>
+      </w:r>
+    </w:p>
+    <w:p>
+      <w:pPr>
+        <w:pStyle w:val="ListBullet"/>
+      </w:pPr>
+      <w:r>
+        <w:t>The optional browser-console step trace is a separate, temporary in-memory diagnostic feature. It is not the persistent audit record.</w:t>
+      </w:r>
+    </w:p>
+    <w:p>
+      <w:pPr>
+        <w:pStyle w:val="ListBullet"/>
+      </w:pPr>
+      <w:r>
+        <w:t>Pattern-based redaction covers detected SSNs, email addresses, phone numbers, Windows paths, and /Users paths in recorded text; it cannot guarantee detection of every sensitive value. Plan numbers and report filenames remain identifiable. Review the audit before sharing and use an approved secure transfer channel. Audit files are local, unencrypted, and have no automated retention or deletion policy.</w:t>
+      </w:r>
+    </w:p>
+    <w:p>
+      <w:pPr>
+        <w:pStyle w:val="ListBullet"/>
+      </w:pPr>
+      <w:r>
+        <w:t>The audit JSON contains the run status and time, sanitized output/source filenames, source-file sizes and SHA-256 hashes, selected options, plan identifiers/year, keep/remove decisions, validations, warnings, and stop reasons. It excludes PDF bytes and page text. Source hashes support file-integrity comparison but do not make the JSON itself tamper-proof or cryptographically signed.</w:t>
+      </w:r>
+    </w:p>
+    <w:p>
       <w:pPr>
         <w:pStyle w:val="Heading1"/>
       </w:pPr>
@@ -2178,6 +2346,14 @@
     </w:p>
     <w:p>
       <w:pPr>
+        <w:pStyle w:val="ListBullet"/>
+      </w:pPr>
+      <w:r>
+        <w:t>A JSON audit record is written under logs after a completed run, a validation stop, or a handled processing error. Failures rejected before package processing starts (for example, an invalid request or unusable upload) may not produce an audit record. Validation-stop responses include a download link to the record.</w:t>
+      </w:r>
+    </w:p>
+    <w:p>
+      <w:pPr>
         <w:pStyle w:val="Heading1"/>
       </w:pPr>
       <w:r>
@@ -2186,7 +2362,7 @@
     </w:p>
     <w:p>
       <w:r>
-        <w:t>Each reviewer runs the application on their own computer. Nothing in this design is deployed to a central server.</w:t>
+        <w:t>Each reviewer runs the application on their own computer. The supported default is local use at 127.0.0.1:8002; no shared multi-user service or authenticated network deployment is provided.</w:t>
       </w:r>
     </w:p>
     <w:p>
@@ -2282,7 +2458,61 @@
         <w:pStyle w:val="Heading1"/>
       </w:pPr>
       <w:r>
-        <w:t>8. Risks &amp; Mitigation</w:t>
+        <w:t>8. Security, Audit, and Operational Controls</w:t>
+      </w:r>
+    </w:p>
+    <w:p>
+      <w:pPr/>
+      <w:r>
+        <w:t>Security boundary</w:t>
+      </w:r>
+    </w:p>
+    <w:p>
+      <w:pPr>
+        <w:pStyle w:val="ListBullet"/>
+      </w:pPr>
+      <w:r>
+        <w:t>The application has no built-in user authentication or role-based authorization. The API accepts requests without user credentials.</w:t>
+      </w:r>
+    </w:p>
+    <w:p>
+      <w:pPr>
+        <w:pStyle w:val="ListBullet"/>
+      </w:pPr>
+      <w:r>
+        <w:t>The default bind address is 127.0.0.1, limiting access to the local computer by default. CORS is currently configured permissively. Changing the bind address or exposing the service to a network requires an approved authenticated/access-controlled gateway and network restrictions before deployment.</w:t>
+      </w:r>
+    </w:p>
+    <w:p>
+      <w:pPr>
+        <w:pStyle w:val="ListBullet"/>
+      </w:pPr>
+      <w:r>
+        <w:t>Audit files are stored in the application logs folder. The folder inherits local operating-system permissions; this application does not encrypt audit files, upload them centrally, enforce retention, or securely erase them.</w:t>
+      </w:r>
+    </w:p>
+    <w:p>
+      <w:pPr>
+        <w:pStyle w:val="ListBullet"/>
+      </w:pPr>
+      <w:r>
+        <w:t>Audit files include plan numbers, filenames, and source-file hashes, which may be sensitive or linkable. Review before sharing with cybersecurity, auditors, or other external parties, and use an approved secure transfer channel.</w:t>
+      </w:r>
+    </w:p>
+    <w:p>
+      <w:pPr>
+        <w:pStyle w:val="ListBullet"/>
+      </w:pPr>
+      <w:r>
+        <w:t>The JSON audit record is a process record, not a tamper-proof or cryptographically signed audit trail. Hashes identify source files but do not sign or protect the audit JSON itself.</w:t>
+      </w:r>
+    </w:p>
+    <w:p>
+      <w:pPr>
+        <w:pStyle w:val="Heading1"/>
+      </w:pPr>
+      <w:r>
+        <w:t>9. Risks &amp; Mitigation</w:t>
       </w:r>
     </w:p>
     <w:tbl>
@@ -2624,6 +2854,102 @@
           </w:p>
         </w:tc>
       </w:tr>
+      <w:tr>
+        <w:tc>
+          <w:tcPr>
+            <w:tcW w:type="dxa" w:w="3364"/>
+          </w:tcPr>
+          <w:p>
+            <w:r>
+              <w:t>Audit record contains identifiers or linkable hashes</w:t>
+            </w:r>
+          </w:p>
+        </w:tc>
+        <w:tc>
+          <w:tcPr>
+            <w:tcW w:type="dxa" w:w="3364"/>
+          </w:tcPr>
+          <w:p>
+            <w:r>
+              <w:t>A shared audit file may expose plan identifiers or reveal which source file was used</w:t>
+            </w:r>
+          </w:p>
+        </w:tc>
+        <w:tc>
+          <w:tcPr>
+            <w:tcW w:type="dxa" w:w="3364"/>
+          </w:tcPr>
+          <w:p>
+            <w:r>
+              <w:t>Store logs on a restricted local folder, review before sharing, and use an approved secure transfer method. The app does not encrypt logs or enforce retention.</w:t>
+            </w:r>
+          </w:p>
+        </w:tc>
+      </w:tr>
+      <w:tr>
+        <w:tc>
+          <w:tcPr>
+            <w:tcW w:type="dxa" w:w="3364"/>
+          </w:tcPr>
+          <w:p>
+            <w:r>
+              <w:t>API is exposed beyond the local computer</w:t>
+            </w:r>
+          </w:p>
+        </w:tc>
+        <w:tc>
+          <w:tcPr>
+            <w:tcW w:type="dxa" w:w="3364"/>
+          </w:tcPr>
+          <w:p>
+            <w:r>
+              <w:t>Unauthenticated users may submit jobs or access artifacts if network controls are absent</w:t>
+            </w:r>
+          </w:p>
+        </w:tc>
+        <w:tc>
+          <w:tcPr>
+            <w:tcW w:type="dxa" w:w="3364"/>
+          </w:tcPr>
+          <w:p>
+            <w:r>
+              <w:t>Default to 127.0.0.1. Do not change the bind address for network access without an authenticated and access-controlled gateway. CORS is permissive and is not an authentication control.</w:t>
+            </w:r>
+          </w:p>
+        </w:tc>
+      </w:tr>
+      <w:tr>
+        <w:tc>
+          <w:tcPr>
+            <w:tcW w:type="dxa" w:w="3364"/>
+          </w:tcPr>
+          <w:p>
+            <w:r>
+              <w:t>Audit file changed after creation</w:t>
+            </w:r>
+          </w:p>
+        </w:tc>
+        <w:tc>
+          <w:tcPr>
+            <w:tcW w:type="dxa" w:w="3364"/>
+          </w:tcPr>
+          <w:p>
+            <w:r>
+              <w:t>JSON records are not tamper-evident</w:t>
+            </w:r>
+          </w:p>
+        </w:tc>
+        <w:tc>
+          <w:tcPr>
+            <w:tcW w:type="dxa" w:w="3364"/>
+          </w:tcPr>
+          <w:p>
+            <w:r>
+              <w:t>Treat the log as operational evidence only. Preserve it in an approved controlled repository if audit-grade immutability is required.</w:t>
+            </w:r>
+          </w:p>
+        </w:tc>
+      </w:tr>
     </w:tbl>
     <w:p/>
     <w:p>
@@ -2631,7 +2957,7 @@
         <w:pStyle w:val="Heading1"/>
       </w:pPr>
       <w:r>
-        <w:t>9. Dependencies</w:t>
+        <w:t>10. Dependencies</w:t>
       </w:r>
     </w:p>
     <w:p>
@@ -2751,11 +3077,7 @@
         <w:pStyle w:val="ListBullet"/>
       </w:pPr>
       <w:r>
-        <w:rPr>
-          <w:rFonts w:ascii="Calibri" w:hAnsi="Calibri"/>
-          <w:sz w:val="22"/>
-        </w:rPr>
-        <w:t>A folder the application can write, for the PDF, the email draft, and the log.</w:t>
+        <w:t>Writable local folders for output PDFs, email drafts, the Val Assembly Log, and audit JSON files in the application logs folder.</w:t>
       </w:r>
     </w:p>
     <w:p>
@@ -2885,7 +3207,7 @@
         <w:pStyle w:val="Heading1"/>
       </w:pPr>
       <w:r>
-        <w:t>10. Proposed Technology Stack</w:t>
+        <w:t>11. Proposed Technology Stack</w:t>
       </w:r>
     </w:p>
     <w:tbl>
@@ -3233,6 +3555,28 @@
           </w:p>
         </w:tc>
       </w:tr>
+      <w:tr>
+        <w:tc>
+          <w:tcPr>
+            <w:tcW w:type="dxa" w:w="5046"/>
+          </w:tcPr>
+          <w:p>
+            <w:r>
+              <w:t>Audit record</w:t>
+            </w:r>
+          </w:p>
+        </w:tc>
+        <w:tc>
+          <w:tcPr>
+            <w:tcW w:type="dxa" w:w="5046"/>
+          </w:tcPr>
+          <w:p>
+            <w:r>
+              <w:t>Local JSON file with SHA-256 source hashes and redacted diagnostic text; not cryptographically signed</w:t>
+            </w:r>
+          </w:p>
+        </w:tc>
+      </w:tr>
     </w:tbl>
     <w:p/>
     <w:sectPr>
